--- a/Fase 2/Evidencias Proyecto/Evidencias de documentación/Sprint 1/Acta-Sprint-Review-S1.docx
+++ b/Fase 2/Evidencias Proyecto/Evidencias de documentación/Sprint 1/Acta-Sprint-Review-S1.docx
@@ -2421,16 +2421,42 @@
           <w:tcPr/>
           <w:p>
             <w:pPr>
+              <w:jc w:val="center"/>
               <w:rPr>
                 <w:rFonts w:ascii="Arial" w:cs="Arial" w:eastAsia="Arial" w:hAnsi="Arial"/>
               </w:rPr>
             </w:pPr>
             <w:r>
               <w:rPr>
-                <w:rFonts w:ascii="Arial" w:cs="Arial" w:eastAsia="Arial" w:hAnsi="Arial"/>
-                <w:rtl w:val="0"/>
-              </w:rPr>
-              <w:t xml:space="preserve">______________________________ Felipe Gutiérrez</w:t>
+                <w:rFonts w:ascii="Segoe Script" w:hAnsi="Segoe Script" w:eastAsia="Segoe Script"/>
+                <w:i/>
+                <w:color w:val="1F3A6B"/>
+                <w:sz w:val="26"/>
+              </w:rPr>
+              <w:t>Felipe Gutiérrez</w:t>
+            </w:r>
+          </w:p>
+          <w:p>
+            <w:pPr>
+              <w:jc w:val="center"/>
+            </w:pPr>
+            <w:r>
+              <w:rPr>
+                <w:rFonts w:ascii="Arial" w:hAnsi="Arial" w:eastAsia="Arial"/>
+              </w:rPr>
+              <w:t>______________________</w:t>
+            </w:r>
+          </w:p>
+          <w:p>
+            <w:pPr>
+              <w:jc w:val="center"/>
+            </w:pPr>
+            <w:r>
+              <w:rPr>
+                <w:rFonts w:ascii="Arial" w:hAnsi="Arial" w:eastAsia="Arial"/>
+                <w:b/>
+              </w:rPr>
+              <w:t>Felipe Gutiérrez</w:t>
             </w:r>
           </w:p>
         </w:tc>
@@ -2438,16 +2464,42 @@
           <w:tcPr/>
           <w:p>
             <w:pPr>
+              <w:jc w:val="center"/>
               <w:rPr>
                 <w:rFonts w:ascii="Arial" w:cs="Arial" w:eastAsia="Arial" w:hAnsi="Arial"/>
               </w:rPr>
             </w:pPr>
             <w:r>
               <w:rPr>
-                <w:rFonts w:ascii="Arial" w:cs="Arial" w:eastAsia="Arial" w:hAnsi="Arial"/>
-                <w:rtl w:val="0"/>
-              </w:rPr>
-              <w:t xml:space="preserve">______________________________ Esteban Morales</w:t>
+                <w:rFonts w:ascii="Segoe Script" w:hAnsi="Segoe Script" w:eastAsia="Segoe Script"/>
+                <w:i/>
+                <w:color w:val="1F3A6B"/>
+                <w:sz w:val="26"/>
+              </w:rPr>
+              <w:t>Esteban Morales</w:t>
+            </w:r>
+          </w:p>
+          <w:p>
+            <w:pPr>
+              <w:jc w:val="center"/>
+            </w:pPr>
+            <w:r>
+              <w:rPr>
+                <w:rFonts w:ascii="Arial" w:hAnsi="Arial" w:eastAsia="Arial"/>
+              </w:rPr>
+              <w:t>______________________</w:t>
+            </w:r>
+          </w:p>
+          <w:p>
+            <w:pPr>
+              <w:jc w:val="center"/>
+            </w:pPr>
+            <w:r>
+              <w:rPr>
+                <w:rFonts w:ascii="Arial" w:hAnsi="Arial" w:eastAsia="Arial"/>
+                <w:b/>
+              </w:rPr>
+              <w:t>Esteban Morales</w:t>
             </w:r>
           </w:p>
         </w:tc>
@@ -2455,16 +2507,42 @@
           <w:tcPr/>
           <w:p>
             <w:pPr>
+              <w:jc w:val="center"/>
               <w:rPr>
                 <w:rFonts w:ascii="Arial" w:cs="Arial" w:eastAsia="Arial" w:hAnsi="Arial"/>
               </w:rPr>
             </w:pPr>
             <w:r>
               <w:rPr>
-                <w:rFonts w:ascii="Arial" w:cs="Arial" w:eastAsia="Arial" w:hAnsi="Arial"/>
-                <w:rtl w:val="0"/>
-              </w:rPr>
-              <w:t xml:space="preserve">______________________________ Christian Cuadra</w:t>
+                <w:rFonts w:ascii="Segoe Script" w:hAnsi="Segoe Script" w:eastAsia="Segoe Script"/>
+                <w:i/>
+                <w:color w:val="1F3A6B"/>
+                <w:sz w:val="26"/>
+              </w:rPr>
+              <w:t>Christian Cuadra</w:t>
+            </w:r>
+          </w:p>
+          <w:p>
+            <w:pPr>
+              <w:jc w:val="center"/>
+            </w:pPr>
+            <w:r>
+              <w:rPr>
+                <w:rFonts w:ascii="Arial" w:hAnsi="Arial" w:eastAsia="Arial"/>
+              </w:rPr>
+              <w:t>______________________</w:t>
+            </w:r>
+          </w:p>
+          <w:p>
+            <w:pPr>
+              <w:jc w:val="center"/>
+            </w:pPr>
+            <w:r>
+              <w:rPr>
+                <w:rFonts w:ascii="Arial" w:hAnsi="Arial" w:eastAsia="Arial"/>
+                <w:b/>
+              </w:rPr>
+              <w:t>Christian Cuadra</w:t>
             </w:r>
           </w:p>
         </w:tc>
@@ -2478,14 +2556,14 @@
           <w:tcPr/>
           <w:p>
             <w:pPr>
+              <w:jc w:val="center"/>
               <w:rPr>
                 <w:rFonts w:ascii="Arial" w:cs="Arial" w:eastAsia="Arial" w:hAnsi="Arial"/>
               </w:rPr>
             </w:pPr>
             <w:r>
               <w:rPr>
-                <w:rFonts w:ascii="Arial" w:cs="Arial" w:eastAsia="Arial" w:hAnsi="Arial"/>
-                <w:rtl w:val="0"/>
+                <w:rFonts w:ascii="Arial" w:hAnsi="Arial" w:eastAsia="Arial"/>
               </w:rPr>
               <w:t>Scrum Master</w:t>
             </w:r>
@@ -2495,14 +2573,14 @@
           <w:tcPr/>
           <w:p>
             <w:pPr>
+              <w:jc w:val="center"/>
               <w:rPr>
                 <w:rFonts w:ascii="Arial" w:cs="Arial" w:eastAsia="Arial" w:hAnsi="Arial"/>
               </w:rPr>
             </w:pPr>
             <w:r>
               <w:rPr>
-                <w:rFonts w:ascii="Arial" w:cs="Arial" w:eastAsia="Arial" w:hAnsi="Arial"/>
-                <w:rtl w:val="0"/>
+                <w:rFonts w:ascii="Arial" w:hAnsi="Arial" w:eastAsia="Arial"/>
               </w:rPr>
               <w:t>Developer</w:t>
             </w:r>
@@ -2512,14 +2590,14 @@
           <w:tcPr/>
           <w:p>
             <w:pPr>
+              <w:jc w:val="center"/>
               <w:rPr>
                 <w:rFonts w:ascii="Arial" w:cs="Arial" w:eastAsia="Arial" w:hAnsi="Arial"/>
               </w:rPr>
             </w:pPr>
             <w:r>
               <w:rPr>
-                <w:rFonts w:ascii="Arial" w:cs="Arial" w:eastAsia="Arial" w:hAnsi="Arial"/>
-                <w:rtl w:val="0"/>
+                <w:rFonts w:ascii="Arial" w:hAnsi="Arial" w:eastAsia="Arial"/>
               </w:rPr>
               <w:t>Developer</w:t>
             </w:r>

--- a/Fase 2/Evidencias Proyecto/Evidencias de documentación/Sprint 1/Acta-Sprint-Review-S1.docx
+++ b/Fase 2/Evidencias Proyecto/Evidencias de documentación/Sprint 1/Acta-Sprint-Review-S1.docx
@@ -2373,6 +2373,7 @@
     </w:p>
     <w:p>
       <w:pPr>
+        <w:keepNext/>
         <w:rPr>
           <w:rFonts w:ascii="Arial" w:cs="Arial" w:eastAsia="Arial" w:hAnsi="Arial"/>
         </w:rPr>
@@ -2421,6 +2422,9 @@
           <w:tcPr/>
           <w:p>
             <w:pPr>
+              <w:keepNext/>
+              <w:keepLines/>
+              <w:spacing w:before="360"/>
               <w:jc w:val="center"/>
               <w:rPr>
                 <w:rFonts w:ascii="Arial" w:cs="Arial" w:eastAsia="Arial" w:hAnsi="Arial"/>
@@ -2438,6 +2442,8 @@
           </w:p>
           <w:p>
             <w:pPr>
+              <w:keepNext/>
+              <w:keepLines/>
               <w:jc w:val="center"/>
             </w:pPr>
             <w:r>
@@ -2449,6 +2455,8 @@
           </w:p>
           <w:p>
             <w:pPr>
+              <w:keepNext/>
+              <w:keepLines/>
               <w:jc w:val="center"/>
             </w:pPr>
             <w:r>
@@ -2464,6 +2472,9 @@
           <w:tcPr/>
           <w:p>
             <w:pPr>
+              <w:keepNext/>
+              <w:keepLines/>
+              <w:spacing w:before="360"/>
               <w:jc w:val="center"/>
               <w:rPr>
                 <w:rFonts w:ascii="Arial" w:cs="Arial" w:eastAsia="Arial" w:hAnsi="Arial"/>
@@ -2481,6 +2492,8 @@
           </w:p>
           <w:p>
             <w:pPr>
+              <w:keepNext/>
+              <w:keepLines/>
               <w:jc w:val="center"/>
             </w:pPr>
             <w:r>
@@ -2492,6 +2505,8 @@
           </w:p>
           <w:p>
             <w:pPr>
+              <w:keepNext/>
+              <w:keepLines/>
               <w:jc w:val="center"/>
             </w:pPr>
             <w:r>
@@ -2507,6 +2522,9 @@
           <w:tcPr/>
           <w:p>
             <w:pPr>
+              <w:keepNext/>
+              <w:keepLines/>
+              <w:spacing w:before="360"/>
               <w:jc w:val="center"/>
               <w:rPr>
                 <w:rFonts w:ascii="Arial" w:cs="Arial" w:eastAsia="Arial" w:hAnsi="Arial"/>
@@ -2524,6 +2542,8 @@
           </w:p>
           <w:p>
             <w:pPr>
+              <w:keepNext/>
+              <w:keepLines/>
               <w:jc w:val="center"/>
             </w:pPr>
             <w:r>
@@ -2535,6 +2555,8 @@
           </w:p>
           <w:p>
             <w:pPr>
+              <w:keepNext/>
+              <w:keepLines/>
               <w:jc w:val="center"/>
             </w:pPr>
             <w:r>
@@ -2556,6 +2578,7 @@
           <w:tcPr/>
           <w:p>
             <w:pPr>
+              <w:keepLines/>
               <w:jc w:val="center"/>
               <w:rPr>
                 <w:rFonts w:ascii="Arial" w:cs="Arial" w:eastAsia="Arial" w:hAnsi="Arial"/>
@@ -2573,6 +2596,7 @@
           <w:tcPr/>
           <w:p>
             <w:pPr>
+              <w:keepLines/>
               <w:jc w:val="center"/>
               <w:rPr>
                 <w:rFonts w:ascii="Arial" w:cs="Arial" w:eastAsia="Arial" w:hAnsi="Arial"/>
@@ -2590,6 +2614,7 @@
           <w:tcPr/>
           <w:p>
             <w:pPr>
+              <w:keepLines/>
               <w:jc w:val="center"/>
               <w:rPr>
                 <w:rFonts w:ascii="Arial" w:cs="Arial" w:eastAsia="Arial" w:hAnsi="Arial"/>

--- a/Fase 2/Evidencias Proyecto/Evidencias de documentación/Sprint 1/Acta-Sprint-Review-S1.docx
+++ b/Fase 2/Evidencias Proyecto/Evidencias de documentación/Sprint 1/Acta-Sprint-Review-S1.docx
@@ -2625,6 +2625,210 @@
                 <w:rFonts w:ascii="Arial" w:hAnsi="Arial" w:eastAsia="Arial"/>
               </w:rPr>
               <w:t>Developer</w:t>
+            </w:r>
+          </w:p>
+        </w:tc>
+      </w:tr>
+    </w:tbl>
+    <w:p>
+      <w:pPr>
+        <w:keepNext/>
+        <w:spacing w:after="0" w:lineRule="auto" w:before="360"/>
+        <w:jc w:val="center"/>
+        <w:rPr>
+          <w:rFonts w:ascii="Arial" w:cs="Arial" w:eastAsia="Arial" w:hAnsi="Arial"/>
+          <w:color w:val="17365d"/>
+          <w:sz w:val="36"/>
+          <w:szCs w:val="36"/>
+        </w:rPr>
+      </w:pPr>
+      <w:r>
+        <w:rPr>
+          <w:rFonts w:ascii="Arial" w:hAnsi="Arial"/>
+          <w:b/>
+          <w:sz w:val="20"/>
+        </w:rPr>
+        <w:t>Validación de Agencia Cosmopolitan</w:t>
+      </w:r>
+    </w:p>
+    <w:tbl>
+      <w:tblPr>
+        <w:tblStyle w:val="Table4"/>
+        <w:tblW w:w="9360.0" w:type="dxa"/>
+        <w:jc w:val="left"/>
+        <w:tblInd w:w="-108.0" w:type="dxa"/>
+        <w:tblBorders>
+          <w:top w:color="000000" w:space="0" w:sz="4" w:val="single"/>
+          <w:left w:color="000000" w:space="0" w:sz="4" w:val="single"/>
+          <w:bottom w:color="000000" w:space="0" w:sz="4" w:val="single"/>
+          <w:right w:color="000000" w:space="0" w:sz="4" w:val="single"/>
+          <w:insideH w:color="000000" w:space="0" w:sz="4" w:val="single"/>
+          <w:insideV w:color="000000" w:space="0" w:sz="4" w:val="single"/>
+        </w:tblBorders>
+        <w:tblLayout w:type="fixed"/>
+        <w:tblLook w:val="0400"/>
+      </w:tblPr>
+      <w:tblGrid>
+        <w:gridCol w:w="3120"/>
+        <w:gridCol w:w="3120"/>
+        <w:tblGridChange w:id="0">
+          <w:tblGrid>
+            <w:gridCol w:w="3120"/>
+            <w:gridCol w:w="3120"/>
+            <w:gridCol w:w="3120"/>
+          </w:tblGrid>
+        </w:tblGridChange>
+      </w:tblGrid>
+      <w:tr>
+        <w:trPr>
+          <w:cantSplit w:val="0"/>
+          <w:tblHeader w:val="0"/>
+        </w:trPr>
+        <w:tc>
+          <w:tcPr/>
+          <w:p>
+            <w:pPr>
+              <w:keepNext/>
+              <w:keepLines/>
+              <w:spacing w:before="360"/>
+              <w:jc w:val="center"/>
+              <w:rPr>
+                <w:rFonts w:ascii="Arial" w:cs="Arial" w:eastAsia="Arial" w:hAnsi="Arial"/>
+              </w:rPr>
+            </w:pPr>
+            <w:r>
+              <w:rPr>
+                <w:rFonts w:ascii="Segoe Script" w:hAnsi="Segoe Script" w:eastAsia="Segoe Script"/>
+                <w:b w:val="0"/>
+                <w:i w:val="0"/>
+                <w:sz w:val="26"/>
+              </w:rPr>
+              <w:t xml:space="preserve"> </w:t>
+            </w:r>
+          </w:p>
+          <w:p>
+            <w:pPr>
+              <w:keepNext/>
+              <w:keepLines/>
+              <w:jc w:val="center"/>
+            </w:pPr>
+            <w:r>
+              <w:rPr>
+                <w:rFonts w:ascii="Arial" w:hAnsi="Arial" w:eastAsia="Arial"/>
+              </w:rPr>
+              <w:t>______________________</w:t>
+            </w:r>
+          </w:p>
+          <w:p>
+            <w:pPr>
+              <w:keepNext/>
+              <w:keepLines/>
+              <w:jc w:val="center"/>
+            </w:pPr>
+            <w:r>
+              <w:rPr>
+                <w:rFonts w:ascii="Arial" w:hAnsi="Arial" w:eastAsia="Arial"/>
+                <w:b/>
+                <w:i w:val="0"/>
+              </w:rPr>
+              <w:t>Pía Mercado</w:t>
+            </w:r>
+          </w:p>
+        </w:tc>
+        <w:tc>
+          <w:tcPr/>
+          <w:p>
+            <w:pPr>
+              <w:keepNext/>
+              <w:keepLines/>
+              <w:spacing w:before="360"/>
+              <w:jc w:val="center"/>
+              <w:rPr>
+                <w:rFonts w:ascii="Arial" w:cs="Arial" w:eastAsia="Arial" w:hAnsi="Arial"/>
+              </w:rPr>
+            </w:pPr>
+            <w:r>
+              <w:rPr>
+                <w:rFonts w:ascii="Segoe Script" w:hAnsi="Segoe Script" w:eastAsia="Segoe Script"/>
+                <w:b w:val="0"/>
+                <w:i w:val="0"/>
+                <w:sz w:val="26"/>
+              </w:rPr>
+              <w:t xml:space="preserve"> </w:t>
+            </w:r>
+          </w:p>
+          <w:p>
+            <w:pPr>
+              <w:keepNext/>
+              <w:keepLines/>
+              <w:jc w:val="center"/>
+            </w:pPr>
+            <w:r>
+              <w:rPr>
+                <w:rFonts w:ascii="Arial" w:hAnsi="Arial" w:eastAsia="Arial"/>
+              </w:rPr>
+              <w:t>______________________</w:t>
+            </w:r>
+          </w:p>
+          <w:p>
+            <w:pPr>
+              <w:keepNext/>
+              <w:keepLines/>
+              <w:jc w:val="center"/>
+            </w:pPr>
+            <w:r>
+              <w:rPr>
+                <w:rFonts w:ascii="Arial" w:hAnsi="Arial" w:eastAsia="Arial"/>
+                <w:b/>
+                <w:i w:val="0"/>
+              </w:rPr>
+              <w:t>Valentina Frías</w:t>
+            </w:r>
+          </w:p>
+        </w:tc>
+      </w:tr>
+      <w:tr>
+        <w:trPr>
+          <w:cantSplit w:val="0"/>
+          <w:tblHeader w:val="0"/>
+        </w:trPr>
+        <w:tc>
+          <w:tcPr/>
+          <w:p>
+            <w:pPr>
+              <w:keepLines/>
+              <w:jc w:val="center"/>
+              <w:rPr>
+                <w:rFonts w:ascii="Arial" w:cs="Arial" w:eastAsia="Arial" w:hAnsi="Arial"/>
+              </w:rPr>
+            </w:pPr>
+            <w:r>
+              <w:rPr>
+                <w:rFonts w:ascii="Arial" w:hAnsi="Arial" w:eastAsia="Arial"/>
+                <w:b w:val="0"/>
+                <w:i w:val="0"/>
+              </w:rPr>
+              <w:t>Agencia Cosmopolitan</w:t>
+            </w:r>
+          </w:p>
+        </w:tc>
+        <w:tc>
+          <w:tcPr/>
+          <w:p>
+            <w:pPr>
+              <w:keepLines/>
+              <w:jc w:val="center"/>
+              <w:rPr>
+                <w:rFonts w:ascii="Arial" w:cs="Arial" w:eastAsia="Arial" w:hAnsi="Arial"/>
+              </w:rPr>
+            </w:pPr>
+            <w:r>
+              <w:rPr>
+                <w:rFonts w:ascii="Arial" w:hAnsi="Arial" w:eastAsia="Arial"/>
+                <w:b w:val="0"/>
+                <w:i w:val="0"/>
+              </w:rPr>
+              <w:t>Agencia Cosmopolitan</w:t>
             </w:r>
           </w:p>
         </w:tc>
